--- a/contenus-portefeuille/2026-10-24_newsletter-Yelema-n1.docx
+++ b/contenus-portefeuille/2026-10-24_newsletter-Yelema-n1.docx
@@ -170,6 +170,7 @@
     <w:tbl>
       <w:tblPr>
         <w:tblW w:type="auto" w:w="0"/>
+        <w:tblLayout w:type="fixed"/>
         <w:tblLook w:firstColumn="1" w:firstRow="1" w:lastColumn="0" w:lastRow="0" w:noHBand="0" w:noVBand="1" w:val="04A0"/>
         <w:tblBorders>
           <w:top w:val="single" w:sz="4" w:color="ECE8FA"/>
@@ -179,17 +180,18 @@
           <w:insideH w:val="single" w:sz="4" w:color="ECE8FA"/>
           <w:insideV w:val="single" w:sz="4" w:color="ECE8FA"/>
         </w:tblBorders>
+        <w:tblLayout w:type="fixed"/>
       </w:tblPr>
       <w:tblGrid>
-        <w:gridCol w:w="2436"/>
-        <w:gridCol w:w="2436"/>
-        <w:gridCol w:w="2436"/>
-        <w:gridCol w:w="2436"/>
+        <w:gridCol w:w="882"/>
+        <w:gridCol w:w="3235"/>
+        <w:gridCol w:w="3235"/>
+        <w:gridCol w:w="2058"/>
       </w:tblGrid>
       <w:tr>
         <w:tc>
           <w:tcPr>
-            <w:tcW w:type="dxa" w:w="850"/>
+            <w:tcW w:type="dxa" w:w="882"/>
             <w:shd w:val="clear" w:color="auto" w:fill="301667"/>
           </w:tcPr>
           <w:p>
@@ -206,7 +208,7 @@
         </w:tc>
         <w:tc>
           <w:tcPr>
-            <w:tcW w:type="dxa" w:w="3118"/>
+            <w:tcW w:type="dxa" w:w="3235"/>
             <w:shd w:val="clear" w:color="auto" w:fill="301667"/>
           </w:tcPr>
           <w:p>
@@ -223,7 +225,7 @@
         </w:tc>
         <w:tc>
           <w:tcPr>
-            <w:tcW w:type="dxa" w:w="3118"/>
+            <w:tcW w:type="dxa" w:w="3235"/>
             <w:shd w:val="clear" w:color="auto" w:fill="301667"/>
           </w:tcPr>
           <w:p>
@@ -240,7 +242,7 @@
         </w:tc>
         <w:tc>
           <w:tcPr>
-            <w:tcW w:type="dxa" w:w="1984"/>
+            <w:tcW w:type="dxa" w:w="2059"/>
             <w:shd w:val="clear" w:color="auto" w:fill="301667"/>
           </w:tcPr>
           <w:p>
@@ -259,7 +261,7 @@
       <w:tr>
         <w:tc>
           <w:tcPr>
-            <w:tcW w:type="dxa" w:w="850"/>
+            <w:tcW w:type="dxa" w:w="882"/>
           </w:tcPr>
           <w:p>
             <w:r/>
@@ -274,7 +276,7 @@
         </w:tc>
         <w:tc>
           <w:tcPr>
-            <w:tcW w:type="dxa" w:w="3118"/>
+            <w:tcW w:type="dxa" w:w="3235"/>
           </w:tcPr>
           <w:p>
             <w:r/>
@@ -289,7 +291,7 @@
         </w:tc>
         <w:tc>
           <w:tcPr>
-            <w:tcW w:type="dxa" w:w="3118"/>
+            <w:tcW w:type="dxa" w:w="3235"/>
           </w:tcPr>
           <w:p>
             <w:r/>
@@ -304,7 +306,7 @@
         </w:tc>
         <w:tc>
           <w:tcPr>
-            <w:tcW w:type="dxa" w:w="1984"/>
+            <w:tcW w:type="dxa" w:w="2059"/>
           </w:tcPr>
           <w:p>
             <w:r/>
@@ -321,7 +323,7 @@
       <w:tr>
         <w:tc>
           <w:tcPr>
-            <w:tcW w:type="dxa" w:w="850"/>
+            <w:tcW w:type="dxa" w:w="882"/>
             <w:shd w:val="clear" w:color="auto" w:fill="F3EFFE"/>
           </w:tcPr>
           <w:p>
@@ -337,7 +339,7 @@
         </w:tc>
         <w:tc>
           <w:tcPr>
-            <w:tcW w:type="dxa" w:w="3118"/>
+            <w:tcW w:type="dxa" w:w="3235"/>
             <w:shd w:val="clear" w:color="auto" w:fill="F3EFFE"/>
           </w:tcPr>
           <w:p>
@@ -353,7 +355,7 @@
         </w:tc>
         <w:tc>
           <w:tcPr>
-            <w:tcW w:type="dxa" w:w="3118"/>
+            <w:tcW w:type="dxa" w:w="3235"/>
             <w:shd w:val="clear" w:color="auto" w:fill="F3EFFE"/>
           </w:tcPr>
           <w:p>
@@ -369,7 +371,7 @@
         </w:tc>
         <w:tc>
           <w:tcPr>
-            <w:tcW w:type="dxa" w:w="1984"/>
+            <w:tcW w:type="dxa" w:w="2059"/>
             <w:shd w:val="clear" w:color="auto" w:fill="F3EFFE"/>
           </w:tcPr>
           <w:p>
@@ -387,7 +389,7 @@
       <w:tr>
         <w:tc>
           <w:tcPr>
-            <w:tcW w:type="dxa" w:w="850"/>
+            <w:tcW w:type="dxa" w:w="882"/>
           </w:tcPr>
           <w:p>
             <w:r/>
@@ -402,7 +404,7 @@
         </w:tc>
         <w:tc>
           <w:tcPr>
-            <w:tcW w:type="dxa" w:w="3118"/>
+            <w:tcW w:type="dxa" w:w="3235"/>
           </w:tcPr>
           <w:p>
             <w:r/>
@@ -417,7 +419,7 @@
         </w:tc>
         <w:tc>
           <w:tcPr>
-            <w:tcW w:type="dxa" w:w="3118"/>
+            <w:tcW w:type="dxa" w:w="3235"/>
           </w:tcPr>
           <w:p>
             <w:r/>
@@ -432,7 +434,7 @@
         </w:tc>
         <w:tc>
           <w:tcPr>
-            <w:tcW w:type="dxa" w:w="1984"/>
+            <w:tcW w:type="dxa" w:w="2059"/>
           </w:tcPr>
           <w:p>
             <w:r/>
@@ -529,6 +531,7 @@
     <w:tbl>
       <w:tblPr>
         <w:tblW w:type="auto" w:w="0"/>
+        <w:tblLayout w:type="fixed"/>
         <w:tblLook w:firstColumn="1" w:firstRow="1" w:lastColumn="0" w:lastRow="0" w:noHBand="0" w:noVBand="1" w:val="04A0"/>
         <w:tblBorders>
           <w:top w:val="single" w:sz="4" w:color="ECE8FA"/>
@@ -538,15 +541,16 @@
           <w:insideH w:val="single" w:sz="4" w:color="ECE8FA"/>
           <w:insideV w:val="single" w:sz="4" w:color="ECE8FA"/>
         </w:tblBorders>
+        <w:tblLayout w:type="fixed"/>
       </w:tblPr>
       <w:tblGrid>
-        <w:gridCol w:w="4873"/>
-        <w:gridCol w:w="4873"/>
+        <w:gridCol w:w="4706"/>
+        <w:gridCol w:w="4706"/>
       </w:tblGrid>
       <w:tr>
         <w:tc>
           <w:tcPr>
-            <w:tcW w:type="dxa" w:w="4535"/>
+            <w:tcW w:type="dxa" w:w="4706"/>
             <w:shd w:val="clear" w:color="auto" w:fill="301667"/>
           </w:tcPr>
           <w:p>
@@ -563,7 +567,7 @@
         </w:tc>
         <w:tc>
           <w:tcPr>
-            <w:tcW w:type="dxa" w:w="4535"/>
+            <w:tcW w:type="dxa" w:w="4706"/>
             <w:shd w:val="clear" w:color="auto" w:fill="301667"/>
           </w:tcPr>
           <w:p>
@@ -582,7 +586,7 @@
       <w:tr>
         <w:tc>
           <w:tcPr>
-            <w:tcW w:type="dxa" w:w="4535"/>
+            <w:tcW w:type="dxa" w:w="4706"/>
           </w:tcPr>
           <w:p>
             <w:r/>
@@ -597,7 +601,7 @@
         </w:tc>
         <w:tc>
           <w:tcPr>
-            <w:tcW w:type="dxa" w:w="4535"/>
+            <w:tcW w:type="dxa" w:w="4706"/>
           </w:tcPr>
           <w:p>
             <w:r/>
@@ -614,7 +618,7 @@
       <w:tr>
         <w:tc>
           <w:tcPr>
-            <w:tcW w:type="dxa" w:w="4535"/>
+            <w:tcW w:type="dxa" w:w="4706"/>
             <w:shd w:val="clear" w:color="auto" w:fill="F3EFFE"/>
           </w:tcPr>
           <w:p>
@@ -630,7 +634,7 @@
         </w:tc>
         <w:tc>
           <w:tcPr>
-            <w:tcW w:type="dxa" w:w="4535"/>
+            <w:tcW w:type="dxa" w:w="4706"/>
             <w:shd w:val="clear" w:color="auto" w:fill="F3EFFE"/>
           </w:tcPr>
           <w:p>
@@ -648,7 +652,7 @@
       <w:tr>
         <w:tc>
           <w:tcPr>
-            <w:tcW w:type="dxa" w:w="4535"/>
+            <w:tcW w:type="dxa" w:w="4706"/>
           </w:tcPr>
           <w:p>
             <w:r/>
@@ -663,7 +667,7 @@
         </w:tc>
         <w:tc>
           <w:tcPr>
-            <w:tcW w:type="dxa" w:w="4535"/>
+            <w:tcW w:type="dxa" w:w="4706"/>
           </w:tcPr>
           <w:p>
             <w:r/>
@@ -680,7 +684,7 @@
       <w:tr>
         <w:tc>
           <w:tcPr>
-            <w:tcW w:type="dxa" w:w="4535"/>
+            <w:tcW w:type="dxa" w:w="4706"/>
             <w:shd w:val="clear" w:color="auto" w:fill="F3EFFE"/>
           </w:tcPr>
           <w:p>
@@ -696,7 +700,7 @@
         </w:tc>
         <w:tc>
           <w:tcPr>
-            <w:tcW w:type="dxa" w:w="4535"/>
+            <w:tcW w:type="dxa" w:w="4706"/>
             <w:shd w:val="clear" w:color="auto" w:fill="F3EFFE"/>
           </w:tcPr>
           <w:p>
